--- a/paper/Jun_HfS2_image_oxidation.docx
+++ b/paper/Jun_HfS2_image_oxidation.docx
@@ -4,77 +4,182 @@
   <w:body>
     <w:p>
       <w:pPr>
-        <w:spacing w:after="120"/>
-        <w:jc w:val="center"/>
+        <w:spacing w:after="80"/>
+        <w:jc w:val="left"/>
       </w:pPr>
       <w:r>
         <w:rPr>
-          <w:rFonts w:ascii="Times New Roman" w:hAnsi="Times New Roman"/>
-          <w:b/>
-          <w:sz w:val="28"/>
+          <w:rFonts w:ascii="Palatino Linotype" w:hAnsi="Palatino Linotype"/>
+          <w:i/>
+          <w:sz w:val="20"/>
         </w:rPr>
-        <w:t>Image-based estimation of native oxidation aging in CVD-grown HfS₂ thin films via multi-method ensemble and pseudo-Raman reconstruction</w:t>
+        <w:t>Article</w:t>
       </w:r>
     </w:p>
     <w:p>
       <w:pPr>
-        <w:jc w:val="center"/>
+        <w:spacing w:after="120"/>
+        <w:jc w:val="left"/>
       </w:pPr>
       <w:r>
         <w:rPr>
-          <w:rFonts w:ascii="Times New Roman" w:hAnsi="Times New Roman"/>
+          <w:rFonts w:ascii="Palatino Linotype" w:hAnsi="Palatino Linotype"/>
           <w:b/>
+          <w:sz w:val="32"/>
+        </w:rPr>
+        <w:t>Image-based Estimation of Native Oxidation Aging in CVD-grown HfS₂ Thin Films via Multi-method Ensemble and Pseudo-Raman Reconstruction</w:t>
+      </w:r>
+    </w:p>
+    <w:p>
+      <w:pPr>
+        <w:spacing w:after="40"/>
+        <w:jc w:val="left"/>
+      </w:pPr>
+      <w:r>
+        <w:rPr>
+          <w:rFonts w:ascii="Palatino Linotype" w:hAnsi="Palatino Linotype"/>
+          <w:b w:val="0"/>
           <w:sz w:val="22"/>
         </w:rPr>
         <w:t>Yongcheul Jun</w:t>
       </w:r>
       <w:r>
         <w:rPr>
-          <w:b w:val="0"/>
-          <w:sz w:val="18"/>
+          <w:rFonts w:ascii="Palatino Linotype" w:hAnsi="Palatino Linotype"/>
+          <w:sz w:val="22"/>
+          <w:vertAlign w:val="superscript"/>
         </w:rPr>
-        <w:t xml:space="preserve">ᵃ, </w:t>
+        <w:t xml:space="preserve"> 1</w:t>
       </w:r>
       <w:r>
         <w:rPr>
-          <w:rFonts w:ascii="Times New Roman" w:hAnsi="Times New Roman"/>
-          <w:b/>
+          <w:rFonts w:ascii="Palatino Linotype" w:hAnsi="Palatino Linotype"/>
+          <w:sz w:val="22"/>
+        </w:rPr>
+        <w:t xml:space="preserve">, </w:t>
+      </w:r>
+      <w:r>
+        <w:rPr>
+          <w:rFonts w:ascii="Palatino Linotype" w:hAnsi="Palatino Linotype"/>
+          <w:b w:val="0"/>
           <w:sz w:val="22"/>
         </w:rPr>
         <w:t>Kwangwook Park</w:t>
       </w:r>
       <w:r>
         <w:rPr>
-          <w:b w:val="0"/>
-          <w:sz w:val="18"/>
+          <w:rFonts w:ascii="Palatino Linotype" w:hAnsi="Palatino Linotype"/>
+          <w:sz w:val="22"/>
+          <w:vertAlign w:val="superscript"/>
         </w:rPr>
-        <w:t>ᵃ,*</w:t>
+        <w:t xml:space="preserve"> 2,*</w:t>
       </w:r>
     </w:p>
     <w:p>
       <w:pPr>
-        <w:jc w:val="center"/>
+        <w:spacing w:after="40"/>
+        <w:ind w:left="283" w:hanging="283"/>
       </w:pPr>
       <w:r>
         <w:rPr>
-          <w:rFonts w:ascii="Times New Roman" w:hAnsi="Times New Roman"/>
+          <w:rFonts w:ascii="Palatino Linotype" w:hAnsi="Palatino Linotype"/>
+          <w:sz w:val="18"/>
+          <w:vertAlign w:val="superscript"/>
+        </w:rPr>
+        <w:t>1</w:t>
+      </w:r>
+      <w:r>
+        <w:rPr>
+          <w:rFonts w:ascii="Palatino Linotype" w:hAnsi="Palatino Linotype"/>
           <w:i/>
           <w:sz w:val="18"/>
         </w:rPr>
-        <w:t>ᵃDivision of Electronics and Information Engineering, Jeonbuk National University, Jeonju 54896, Republic of Korea</w:t>
+        <w:t xml:space="preserve"> College of Engineering (Major in Intellectual Property Convergence), Pusan National University, Busan, 46241, Republic of Korea</w:t>
+      </w:r>
+    </w:p>
+    <w:p>
+      <w:pPr>
+        <w:spacing w:after="40"/>
+        <w:ind w:left="283" w:hanging="283"/>
+      </w:pPr>
+      <w:r>
+        <w:rPr>
+          <w:rFonts w:ascii="Palatino Linotype" w:hAnsi="Palatino Linotype"/>
+          <w:sz w:val="18"/>
+          <w:vertAlign w:val="superscript"/>
+        </w:rPr>
+        <w:t>2</w:t>
+      </w:r>
+      <w:r>
+        <w:rPr>
+          <w:rFonts w:ascii="Palatino Linotype" w:hAnsi="Palatino Linotype"/>
+          <w:i/>
+          <w:sz w:val="18"/>
+        </w:rPr>
+        <w:t xml:space="preserve"> Division of Electronics and Information Engineering, Jeonbuk National University, Jeonju 54896, Republic of Korea</w:t>
       </w:r>
     </w:p>
     <w:p>
       <w:pPr>
         <w:spacing w:after="200"/>
-        <w:jc w:val="center"/>
+        <w:ind w:left="283" w:hanging="283"/>
       </w:pPr>
       <w:r>
         <w:rPr>
-          <w:rFonts w:ascii="Times New Roman" w:hAnsi="Times New Roman"/>
+          <w:rFonts w:ascii="Palatino Linotype" w:hAnsi="Palatino Linotype"/>
+          <w:sz w:val="18"/>
+          <w:vertAlign w:val="superscript"/>
+        </w:rPr>
+        <w:t>*</w:t>
+      </w:r>
+      <w:r>
+        <w:rPr>
+          <w:rFonts w:ascii="Palatino Linotype" w:hAnsi="Palatino Linotype"/>
           <w:sz w:val="18"/>
         </w:rPr>
-        <w:t>*Corresponding author. E-mail: kpark@jbnu.ac.kr (K. Park)</w:t>
+        <w:t xml:space="preserve"> Correspondence: kpark@jbnu.ac.kr (K. P.)</w:t>
+      </w:r>
+    </w:p>
+    <w:p>
+      <w:pPr>
+        <w:spacing w:after="80"/>
+        <w:jc w:val="both"/>
+      </w:pPr>
+      <w:r>
+        <w:rPr>
+          <w:rFonts w:ascii="Palatino Linotype" w:hAnsi="Palatino Linotype"/>
+          <w:b/>
+          <w:sz w:val="20"/>
+        </w:rPr>
+        <w:t xml:space="preserve">Abstract: </w:t>
+      </w:r>
+      <w:r>
+        <w:rPr>
+          <w:rFonts w:ascii="Palatino Linotype" w:hAnsi="Palatino Linotype"/>
+          <w:sz w:val="20"/>
+        </w:rPr>
+        <w:t>Hafnium disulfide (HfS₂), a layered transition-metal dichalcogenide considered for high-mobility electronics and photodetectors, undergoes rapid native oxidation under ambient humidity, transforming the originally yellow chalcogenide into a transparent oxide (HfOₓ) within days. Quantifying the extent of oxidation conventionally requires Raman spectroscopy, which is instrument-bound and slow. In this work we propose an image-only framework that estimates the aging day of CVD-grown HfS₂ thin films directly from a single specimen photograph and, in addition, reconstructs a pseudo-Raman spectrum without any spectroscopic measurement. A pool of 53 specimen images covering four passivation conditions (Native HfS₂ at 35% and 70% RH, Al₂O₃- and PMMA-encapsulated HfS₂ at 70% RH) and aging days from 0 to 30 d is analyzed by five independent estimators—weighted-Euclidean k-nearest-neighbour on color metrics, Wasserstein distance on b∗ histograms, FFT texture distance, spatial-pattern distance, and an exponential-decay kinetic fit—whose outputs are combined by a Huber-loss optimised, condition-specific ensemble. Leave-one-out evaluation on 33 query specimens yields a weighted-mean root-mean-square error of 4.80 d, a 38% reduction relative to the uniform-weight baseline (7.74 d). For Al₂O₃-encapsulated HfS₂ the image-derived A₁ₒ peak intensity reproduces the measured Raman trend (1.00 → 0.60) within the predicted 95% confidence interval, demonstrating that image-only pseudo-Raman reconstruction can serve as a rapid, non-destructive surrogate for benchtop Raman spectroscopy in routine quality screening of HfS₂ thin films.</w:t>
+      </w:r>
+    </w:p>
+    <w:p>
+      <w:pPr>
+        <w:spacing w:after="200"/>
+        <w:jc w:val="both"/>
+      </w:pPr>
+      <w:r>
+        <w:rPr>
+          <w:rFonts w:ascii="Palatino Linotype" w:hAnsi="Palatino Linotype"/>
+          <w:b/>
+          <w:sz w:val="20"/>
+        </w:rPr>
+        <w:t xml:space="preserve">Keywords: </w:t>
+      </w:r>
+      <w:r>
+        <w:rPr>
+          <w:rFonts w:ascii="Palatino Linotype" w:hAnsi="Palatino Linotype"/>
+          <w:sz w:val="20"/>
+        </w:rPr>
+        <w:t>hafnium disulfide; native oxidation; image processing; pseudo-Raman; ensemble regression; CVD thin films</w:t>
       </w:r>
     </w:p>
     <w:p>
@@ -83,47 +188,7 @@
       </w:pPr>
       <w:r>
         <w:rPr>
-          <w:rFonts w:ascii="Times New Roman" w:hAnsi="Times New Roman"/>
-          <w:b/>
-          <w:sz w:val="22"/>
-        </w:rPr>
-        <w:t>Abstract</w:t>
-      </w:r>
-    </w:p>
-    <w:p>
-      <w:pPr>
-        <w:spacing w:after="120"/>
-        <w:jc w:val="both"/>
-      </w:pPr>
-      <w:r>
-        <w:rPr>
-          <w:rFonts w:ascii="Times New Roman" w:hAnsi="Times New Roman"/>
-          <w:i w:val="0"/>
-          <w:sz w:val="20"/>
-        </w:rPr>
-        <w:t>Hafnium disulfide (HfS₂), a layered transition-metal dichalcogenide considered for high-mobility electronics and photodetectors, undergoes rapid native oxidation under ambient humidity, transforming the originally yellow chalcogenide into a transparent oxide (HfOₓ) within days. Quantifying the extent of oxidation conventionally requires Raman spectroscopy, which is instrument-bound and slow. In this work we propose an image-only framework that estimates the aging day of CVD-grown HfS₂ thin films directly from a single specimen photograph and, in addition, reconstructs a pseudo-Raman spectrum without any spectroscopic measurement. A pool of 53 specimen images covering four passivation conditions (Native HfS₂ at 35% and 70% RH, Al₂O₃- and PMMA-encapsulated HfS₂ at 70% RH) and aging days from 0 to 30 d is analyzed by five independent estimators — weighted-Euclidean k-nearest-neighbour on color metrics, Wasserstein distance on b∗ histograms, FFT texture distance, spatial-pattern distance, and an exponential-decay kinetic fit — whose outputs are combined by a Huber-loss optimised, condition-specific ensemble. Leave-one-out evaluation on 33 query specimens yields a weighted-mean root-mean-square error of 4.80 d, a 38% reduction relative to the uniform-weight baseline (7.74 d). For Al₂O₃-encapsulated HfS₂ the image-derived A₁ₒ peak intensity reproduces the measured Raman trend (1.00 → 0.60) within the predicted 95% confidence interval, demonstrating that image-only pseudo-Raman reconstruction can serve as a rapid, non-destructive surrogate for benchtop Raman spectroscopy in routine quality screening of HfS₂ thin films.</w:t>
-      </w:r>
-    </w:p>
-    <w:p>
-      <w:pPr>
-        <w:spacing w:after="200"/>
-      </w:pPr>
-      <w:r>
-        <w:rPr>
-          <w:rFonts w:ascii="Times New Roman" w:hAnsi="Times New Roman"/>
-          <w:i w:val="0"/>
-          <w:sz w:val="18"/>
-        </w:rPr>
-        <w:t>Keywords: Hafnium disulfide; Native oxidation; Image processing; Pseudo-Raman; Ensemble regression; CVD thin films</w:t>
-      </w:r>
-    </w:p>
-    <w:p>
-      <w:pPr>
-        <w:spacing w:before="160" w:after="80"/>
-      </w:pPr>
-      <w:r>
-        <w:rPr>
-          <w:rFonts w:ascii="Times New Roman" w:hAnsi="Times New Roman"/>
+          <w:rFonts w:ascii="Palatino Linotype" w:hAnsi="Palatino Linotype"/>
           <w:b/>
           <w:sz w:val="24"/>
         </w:rPr>
@@ -137,7 +202,7 @@
       </w:pPr>
       <w:r>
         <w:rPr>
-          <w:rFonts w:ascii="Times New Roman" w:hAnsi="Times New Roman"/>
+          <w:rFonts w:ascii="Palatino Linotype" w:hAnsi="Palatino Linotype"/>
           <w:i w:val="0"/>
           <w:sz w:val="20"/>
         </w:rPr>
@@ -151,7 +216,7 @@
       </w:pPr>
       <w:r>
         <w:rPr>
-          <w:rFonts w:ascii="Times New Roman" w:hAnsi="Times New Roman"/>
+          <w:rFonts w:ascii="Palatino Linotype" w:hAnsi="Palatino Linotype"/>
           <w:i w:val="0"/>
           <w:sz w:val="20"/>
         </w:rPr>
@@ -165,7 +230,7 @@
       </w:pPr>
       <w:r>
         <w:rPr>
-          <w:rFonts w:ascii="Times New Roman" w:hAnsi="Times New Roman"/>
+          <w:rFonts w:ascii="Palatino Linotype" w:hAnsi="Palatino Linotype"/>
           <w:i w:val="0"/>
           <w:sz w:val="20"/>
         </w:rPr>
@@ -178,7 +243,7 @@
       </w:pPr>
       <w:r>
         <w:rPr>
-          <w:rFonts w:ascii="Times New Roman" w:hAnsi="Times New Roman"/>
+          <w:rFonts w:ascii="Palatino Linotype" w:hAnsi="Palatino Linotype"/>
           <w:b/>
           <w:sz w:val="24"/>
         </w:rPr>
@@ -191,7 +256,7 @@
       </w:pPr>
       <w:r>
         <w:rPr>
-          <w:rFonts w:ascii="Times New Roman" w:hAnsi="Times New Roman"/>
+          <w:rFonts w:ascii="Palatino Linotype" w:hAnsi="Palatino Linotype"/>
           <w:b/>
           <w:sz w:val="22"/>
         </w:rPr>
@@ -205,7 +270,7 @@
       </w:pPr>
       <w:r>
         <w:rPr>
-          <w:rFonts w:ascii="Times New Roman" w:hAnsi="Times New Roman"/>
+          <w:rFonts w:ascii="Palatino Linotype" w:hAnsi="Palatino Linotype"/>
           <w:i w:val="0"/>
           <w:sz w:val="20"/>
         </w:rPr>
@@ -258,7 +323,7 @@
       </w:pPr>
       <w:r>
         <w:rPr>
-          <w:rFonts w:ascii="Times New Roman" w:hAnsi="Times New Roman"/>
+          <w:rFonts w:ascii="Palatino Linotype" w:hAnsi="Palatino Linotype"/>
           <w:i/>
           <w:sz w:val="18"/>
         </w:rPr>
@@ -271,7 +336,7 @@
       </w:pPr>
       <w:r>
         <w:rPr>
-          <w:rFonts w:ascii="Times New Roman" w:hAnsi="Times New Roman"/>
+          <w:rFonts w:ascii="Palatino Linotype" w:hAnsi="Palatino Linotype"/>
           <w:b/>
           <w:sz w:val="22"/>
         </w:rPr>
@@ -285,7 +350,7 @@
       </w:pPr>
       <w:r>
         <w:rPr>
-          <w:rFonts w:ascii="Times New Roman" w:hAnsi="Times New Roman"/>
+          <w:rFonts w:ascii="Palatino Linotype" w:hAnsi="Palatino Linotype"/>
           <w:i w:val="0"/>
           <w:sz w:val="20"/>
         </w:rPr>
@@ -299,7 +364,7 @@
       </w:pPr>
       <w:r>
         <w:rPr>
-          <w:rFonts w:ascii="Times New Roman" w:hAnsi="Times New Roman"/>
+          <w:rFonts w:ascii="Palatino Linotype" w:hAnsi="Palatino Linotype"/>
           <w:i w:val="0"/>
           <w:sz w:val="20"/>
         </w:rPr>
@@ -312,7 +377,7 @@
       </w:pPr>
       <w:r>
         <w:rPr>
-          <w:rFonts w:ascii="Times New Roman" w:hAnsi="Times New Roman"/>
+          <w:rFonts w:ascii="Palatino Linotype" w:hAnsi="Palatino Linotype"/>
           <w:b/>
           <w:sz w:val="22"/>
         </w:rPr>
@@ -326,7 +391,7 @@
       </w:pPr>
       <w:r>
         <w:rPr>
-          <w:rFonts w:ascii="Times New Roman" w:hAnsi="Times New Roman"/>
+          <w:rFonts w:ascii="Palatino Linotype" w:hAnsi="Palatino Linotype"/>
           <w:i w:val="0"/>
           <w:sz w:val="20"/>
         </w:rPr>
@@ -379,7 +444,7 @@
       </w:pPr>
       <w:r>
         <w:rPr>
-          <w:rFonts w:ascii="Times New Roman" w:hAnsi="Times New Roman"/>
+          <w:rFonts w:ascii="Palatino Linotype" w:hAnsi="Palatino Linotype"/>
           <w:i/>
           <w:sz w:val="18"/>
         </w:rPr>
@@ -393,7 +458,7 @@
       </w:pPr>
       <w:r>
         <w:rPr>
-          <w:rFonts w:ascii="Times New Roman" w:hAnsi="Times New Roman"/>
+          <w:rFonts w:ascii="Palatino Linotype" w:hAnsi="Palatino Linotype"/>
           <w:i w:val="0"/>
           <w:sz w:val="20"/>
         </w:rPr>
@@ -406,7 +471,7 @@
       </w:pPr>
       <w:r>
         <w:rPr>
-          <w:rFonts w:ascii="Times New Roman" w:hAnsi="Times New Roman"/>
+          <w:rFonts w:ascii="Palatino Linotype" w:hAnsi="Palatino Linotype"/>
           <w:b/>
           <w:sz w:val="22"/>
         </w:rPr>
@@ -420,7 +485,7 @@
       </w:pPr>
       <w:r>
         <w:rPr>
-          <w:rFonts w:ascii="Times New Roman" w:hAnsi="Times New Roman"/>
+          <w:rFonts w:ascii="Palatino Linotype" w:hAnsi="Palatino Linotype"/>
           <w:i w:val="0"/>
           <w:sz w:val="20"/>
         </w:rPr>
@@ -433,7 +498,7 @@
       </w:pPr>
       <w:r>
         <w:rPr>
-          <w:rFonts w:ascii="Times New Roman" w:hAnsi="Times New Roman"/>
+          <w:rFonts w:ascii="Palatino Linotype" w:hAnsi="Palatino Linotype"/>
           <w:b/>
           <w:sz w:val="24"/>
         </w:rPr>
@@ -446,7 +511,7 @@
       </w:pPr>
       <w:r>
         <w:rPr>
-          <w:rFonts w:ascii="Times New Roman" w:hAnsi="Times New Roman"/>
+          <w:rFonts w:ascii="Palatino Linotype" w:hAnsi="Palatino Linotype"/>
           <w:b/>
           <w:sz w:val="22"/>
         </w:rPr>
@@ -460,7 +525,7 @@
       </w:pPr>
       <w:r>
         <w:rPr>
-          <w:rFonts w:ascii="Times New Roman" w:hAnsi="Times New Roman"/>
+          <w:rFonts w:ascii="Palatino Linotype" w:hAnsi="Palatino Linotype"/>
           <w:i w:val="0"/>
           <w:sz w:val="20"/>
         </w:rPr>
@@ -513,7 +578,7 @@
       </w:pPr>
       <w:r>
         <w:rPr>
-          <w:rFonts w:ascii="Times New Roman" w:hAnsi="Times New Roman"/>
+          <w:rFonts w:ascii="Palatino Linotype" w:hAnsi="Palatino Linotype"/>
           <w:i/>
           <w:sz w:val="18"/>
         </w:rPr>
@@ -527,7 +592,7 @@
       </w:pPr>
       <w:r>
         <w:rPr>
-          <w:rFonts w:ascii="Times New Roman" w:hAnsi="Times New Roman"/>
+          <w:rFonts w:ascii="Palatino Linotype" w:hAnsi="Palatino Linotype"/>
           <w:i w:val="0"/>
           <w:sz w:val="20"/>
         </w:rPr>
@@ -540,7 +605,7 @@
       </w:pPr>
       <w:r>
         <w:rPr>
-          <w:rFonts w:ascii="Times New Roman" w:hAnsi="Times New Roman"/>
+          <w:rFonts w:ascii="Palatino Linotype" w:hAnsi="Palatino Linotype"/>
           <w:b/>
           <w:sz w:val="22"/>
         </w:rPr>
@@ -554,7 +619,7 @@
       </w:pPr>
       <w:r>
         <w:rPr>
-          <w:rFonts w:ascii="Times New Roman" w:hAnsi="Times New Roman"/>
+          <w:rFonts w:ascii="Palatino Linotype" w:hAnsi="Palatino Linotype"/>
           <w:i w:val="0"/>
           <w:sz w:val="20"/>
         </w:rPr>
@@ -607,7 +672,7 @@
       </w:pPr>
       <w:r>
         <w:rPr>
-          <w:rFonts w:ascii="Times New Roman" w:hAnsi="Times New Roman"/>
+          <w:rFonts w:ascii="Palatino Linotype" w:hAnsi="Palatino Linotype"/>
           <w:i/>
           <w:sz w:val="18"/>
         </w:rPr>
@@ -621,7 +686,7 @@
       </w:pPr>
       <w:r>
         <w:rPr>
-          <w:rFonts w:ascii="Times New Roman" w:hAnsi="Times New Roman"/>
+          <w:rFonts w:ascii="Palatino Linotype" w:hAnsi="Palatino Linotype"/>
           <w:i w:val="0"/>
           <w:sz w:val="20"/>
         </w:rPr>
@@ -634,7 +699,7 @@
       </w:pPr>
       <w:r>
         <w:rPr>
-          <w:rFonts w:ascii="Times New Roman" w:hAnsi="Times New Roman"/>
+          <w:rFonts w:ascii="Palatino Linotype" w:hAnsi="Palatino Linotype"/>
           <w:b/>
           <w:sz w:val="22"/>
         </w:rPr>
@@ -648,7 +713,7 @@
       </w:pPr>
       <w:r>
         <w:rPr>
-          <w:rFonts w:ascii="Times New Roman" w:hAnsi="Times New Roman"/>
+          <w:rFonts w:ascii="Palatino Linotype" w:hAnsi="Palatino Linotype"/>
           <w:i w:val="0"/>
           <w:sz w:val="20"/>
         </w:rPr>
@@ -701,7 +766,7 @@
       </w:pPr>
       <w:r>
         <w:rPr>
-          <w:rFonts w:ascii="Times New Roman" w:hAnsi="Times New Roman"/>
+          <w:rFonts w:ascii="Palatino Linotype" w:hAnsi="Palatino Linotype"/>
           <w:i/>
           <w:sz w:val="18"/>
         </w:rPr>
@@ -715,7 +780,7 @@
       </w:pPr>
       <w:r>
         <w:rPr>
-          <w:rFonts w:ascii="Times New Roman" w:hAnsi="Times New Roman"/>
+          <w:rFonts w:ascii="Palatino Linotype" w:hAnsi="Palatino Linotype"/>
           <w:i w:val="0"/>
           <w:sz w:val="20"/>
         </w:rPr>
@@ -728,7 +793,7 @@
       </w:pPr>
       <w:r>
         <w:rPr>
-          <w:rFonts w:ascii="Times New Roman" w:hAnsi="Times New Roman"/>
+          <w:rFonts w:ascii="Palatino Linotype" w:hAnsi="Palatino Linotype"/>
           <w:b/>
           <w:sz w:val="22"/>
         </w:rPr>
@@ -742,7 +807,7 @@
       </w:pPr>
       <w:r>
         <w:rPr>
-          <w:rFonts w:ascii="Times New Roman" w:hAnsi="Times New Roman"/>
+          <w:rFonts w:ascii="Palatino Linotype" w:hAnsi="Palatino Linotype"/>
           <w:i w:val="0"/>
           <w:sz w:val="20"/>
         </w:rPr>
@@ -755,7 +820,7 @@
       </w:pPr>
       <w:r>
         <w:rPr>
-          <w:rFonts w:ascii="Times New Roman" w:hAnsi="Times New Roman"/>
+          <w:rFonts w:ascii="Palatino Linotype" w:hAnsi="Palatino Linotype"/>
           <w:b/>
           <w:sz w:val="24"/>
         </w:rPr>
@@ -769,7 +834,7 @@
       </w:pPr>
       <w:r>
         <w:rPr>
-          <w:rFonts w:ascii="Times New Roman" w:hAnsi="Times New Roman"/>
+          <w:rFonts w:ascii="Palatino Linotype" w:hAnsi="Palatino Linotype"/>
           <w:i w:val="0"/>
           <w:sz w:val="20"/>
         </w:rPr>
@@ -782,7 +847,7 @@
       </w:pPr>
       <w:r>
         <w:rPr>
-          <w:rFonts w:ascii="Times New Roman" w:hAnsi="Times New Roman"/>
+          <w:rFonts w:ascii="Palatino Linotype" w:hAnsi="Palatino Linotype"/>
           <w:b/>
           <w:sz w:val="22"/>
         </w:rPr>
@@ -796,7 +861,7 @@
       </w:pPr>
       <w:r>
         <w:rPr>
-          <w:rFonts w:ascii="Times New Roman" w:hAnsi="Times New Roman"/>
+          <w:rFonts w:ascii="Palatino Linotype" w:hAnsi="Palatino Linotype"/>
           <w:i w:val="0"/>
           <w:sz w:val="20"/>
         </w:rPr>
@@ -809,7 +874,7 @@
       </w:pPr>
       <w:r>
         <w:rPr>
-          <w:rFonts w:ascii="Times New Roman" w:hAnsi="Times New Roman"/>
+          <w:rFonts w:ascii="Palatino Linotype" w:hAnsi="Palatino Linotype"/>
           <w:b/>
           <w:sz w:val="22"/>
         </w:rPr>
@@ -961,7 +1026,7 @@
     </w:p>
     <w:sectPr>
       <w:pgSz w:w="11906" w:h="16838"/>
-      <w:pgMar w:top="1134" w:right="1134" w:bottom="1134" w:left="1134" w:header="720" w:footer="720" w:gutter="0"/>
+      <w:pgMar w:top="1009" w:right="1009" w:bottom="1009" w:left="1009" w:header="720" w:footer="720" w:gutter="0"/>
       <w:cols w:space="720"/>
       <w:docGrid w:linePitch="360"/>
     </w:sectPr>
@@ -1336,7 +1401,7 @@
       <w:spacing w:after="40"/>
     </w:pPr>
     <w:rPr>
-      <w:rFonts w:ascii="Times New Roman" w:hAnsi="Times New Roman"/>
+      <w:rFonts w:ascii="Palatino Linotype" w:hAnsi="Palatino Linotype"/>
       <w:sz w:val="20"/>
     </w:rPr>
   </w:style>

--- a/paper/Jun_HfS2_image_oxidation.docx
+++ b/paper/Jun_HfS2_image_oxidation.docx
@@ -284,7 +284,7 @@
       <w:r>
         <w:drawing>
           <wp:inline xmlns:a="http://schemas.openxmlformats.org/drawingml/2006/main" xmlns:pic="http://schemas.openxmlformats.org/drawingml/2006/picture">
-            <wp:extent cx="5943600" cy="6637381"/>
+            <wp:extent cx="5943600" cy="5521815"/>
             <wp:docPr id="1" name="Picture 1"/>
             <wp:cNvGraphicFramePr>
               <a:graphicFrameLocks noChangeAspect="1"/>
@@ -305,7 +305,7 @@
                   <pic:spPr>
                     <a:xfrm>
                       <a:off x="0" y="0"/>
-                      <a:ext cx="5943600" cy="6637381"/>
+                      <a:ext cx="5943600" cy="5521815"/>
                     </a:xfrm>
                     <a:prstGeom prst="rect"/>
                   </pic:spPr>
@@ -633,7 +633,7 @@
       <w:r>
         <w:drawing>
           <wp:inline xmlns:a="http://schemas.openxmlformats.org/drawingml/2006/main" xmlns:pic="http://schemas.openxmlformats.org/drawingml/2006/picture">
-            <wp:extent cx="5943600" cy="2786165"/>
+            <wp:extent cx="5943600" cy="2413322"/>
             <wp:docPr id="4" name="Picture 4"/>
             <wp:cNvGraphicFramePr>
               <a:graphicFrameLocks noChangeAspect="1"/>
@@ -654,7 +654,7 @@
                   <pic:spPr>
                     <a:xfrm>
                       <a:off x="0" y="0"/>
-                      <a:ext cx="5943600" cy="2786165"/>
+                      <a:ext cx="5943600" cy="2413322"/>
                     </a:xfrm>
                     <a:prstGeom prst="rect"/>
                   </pic:spPr>
@@ -851,7 +851,142 @@
           <w:b/>
           <w:sz w:val="22"/>
         </w:rPr>
-        <w:t>Acknowledgements</w:t>
+        <w:t>Supplementary Materials</w:t>
+      </w:r>
+    </w:p>
+    <w:p>
+      <w:pPr>
+        <w:spacing w:after="160"/>
+        <w:jc w:val="both"/>
+      </w:pPr>
+      <w:r>
+        <w:rPr>
+          <w:rFonts w:ascii="Palatino Linotype" w:hAnsi="Palatino Linotype"/>
+          <w:i w:val="0"/>
+          <w:sz w:val="20"/>
+        </w:rPr>
+        <w:t>The following supporting information is provided as a separate document (Jun_HfS2_image_oxidation_SI.docx): Figure S1 — full 33-image specimen mosaic (output_cut/) used as the leave-one-out evaluation set; Figure S2 — automatic ROI overlays demonstrating the HSV/convex-hull extraction across the four passivation conditions; Figure S3 — true-vs-predicted scatter of each individual estimator (KNN, Wasserstein, FFT, spatial, kinetic); Figure S4 — heatmap of the condition-specific ensemble weights learned by Huber-loss optimisation; Figure S5 — pseudo-Raman estimates for the three additional conditions (Native HfS₂ at 35% RH, 70% RH, and PMMA/HfS₂); Table S1 — per-target leave-one-out predictions of all 33 query images for the five individual estimators and the two ensemble configurations; Table S2 — full condition × method weight matrix; Table S3 — Pearson correlation r(day, metric) for each condition.</w:t>
+      </w:r>
+    </w:p>
+    <w:p>
+      <w:pPr>
+        <w:spacing w:before="160" w:after="80"/>
+      </w:pPr>
+      <w:r>
+        <w:rPr>
+          <w:rFonts w:ascii="Palatino Linotype" w:hAnsi="Palatino Linotype"/>
+          <w:b/>
+          <w:sz w:val="22"/>
+        </w:rPr>
+        <w:t>Author Contributions</w:t>
+      </w:r>
+    </w:p>
+    <w:p>
+      <w:pPr>
+        <w:spacing w:after="120"/>
+        <w:jc w:val="both"/>
+      </w:pPr>
+      <w:r>
+        <w:rPr>
+          <w:rFonts w:ascii="Palatino Linotype" w:hAnsi="Palatino Linotype"/>
+          <w:i w:val="0"/>
+          <w:sz w:val="20"/>
+        </w:rPr>
+        <w:t>Conceptualization, Y.J. and K.P.; methodology, Y.J.; software, Y.J.; validation, Y.J. and K.P.; formal analysis, Y.J.; investigation, Y.J. and K.P.; resources, K.P.; data curation, Y.J.; writing — original draft preparation, Y.J.; writing — review and editing, K.P.; visualization, Y.J.; supervision, K.P.; project administration, K.P.; funding acquisition, K.P. All authors have read and agreed to the published version of the manuscript.</w:t>
+      </w:r>
+    </w:p>
+    <w:p>
+      <w:pPr>
+        <w:spacing w:before="160" w:after="80"/>
+      </w:pPr>
+      <w:r>
+        <w:rPr>
+          <w:rFonts w:ascii="Palatino Linotype" w:hAnsi="Palatino Linotype"/>
+          <w:b/>
+          <w:sz w:val="22"/>
+        </w:rPr>
+        <w:t>Funding</w:t>
+      </w:r>
+    </w:p>
+    <w:p>
+      <w:pPr>
+        <w:spacing w:after="120"/>
+        <w:jc w:val="both"/>
+      </w:pPr>
+      <w:r>
+        <w:rPr>
+          <w:rFonts w:ascii="Palatino Linotype" w:hAnsi="Palatino Linotype"/>
+          <w:i w:val="0"/>
+          <w:sz w:val="20"/>
+        </w:rPr>
+        <w:t>This research was funded by the National Research Foundation of Korea (NRF) under the program of Jeonbuk National University.</w:t>
+      </w:r>
+    </w:p>
+    <w:p>
+      <w:pPr>
+        <w:spacing w:before="160" w:after="80"/>
+      </w:pPr>
+      <w:r>
+        <w:rPr>
+          <w:rFonts w:ascii="Palatino Linotype" w:hAnsi="Palatino Linotype"/>
+          <w:b/>
+          <w:sz w:val="22"/>
+        </w:rPr>
+        <w:t>Data Availability Statement</w:t>
+      </w:r>
+    </w:p>
+    <w:p>
+      <w:pPr>
+        <w:spacing w:after="120"/>
+        <w:jc w:val="both"/>
+      </w:pPr>
+      <w:r>
+        <w:rPr>
+          <w:rFonts w:ascii="Palatino Linotype" w:hAnsi="Palatino Linotype"/>
+          <w:i w:val="0"/>
+          <w:sz w:val="20"/>
+        </w:rPr>
+        <w:t>The image dataset (output_cut/, sample/), the unified analysis database (alldata.db) and the Raman reference database (raman.raman.db) supporting the findings of this study are available from the corresponding author upon reasonable request. The image-processing pipeline source code is openly available at https://github.com/YongCheulJun/hfs2_analyzer.</w:t>
+      </w:r>
+    </w:p>
+    <w:p>
+      <w:pPr>
+        <w:spacing w:before="160" w:after="80"/>
+      </w:pPr>
+      <w:r>
+        <w:rPr>
+          <w:rFonts w:ascii="Palatino Linotype" w:hAnsi="Palatino Linotype"/>
+          <w:b/>
+          <w:sz w:val="22"/>
+        </w:rPr>
+        <w:t>Acknowledgments</w:t>
+      </w:r>
+    </w:p>
+    <w:p>
+      <w:pPr>
+        <w:spacing w:after="120"/>
+        <w:jc w:val="both"/>
+      </w:pPr>
+      <w:r>
+        <w:rPr>
+          <w:rFonts w:ascii="Palatino Linotype" w:hAnsi="Palatino Linotype"/>
+          <w:i w:val="0"/>
+          <w:sz w:val="20"/>
+        </w:rPr>
+        <w:t>The authors thank the members of the Park Group at Jeonbuk National University for assistance with sample preparation, Raman measurement, and helpful discussions.</w:t>
+      </w:r>
+    </w:p>
+    <w:p>
+      <w:pPr>
+        <w:spacing w:before="160" w:after="80"/>
+      </w:pPr>
+      <w:r>
+        <w:rPr>
+          <w:rFonts w:ascii="Palatino Linotype" w:hAnsi="Palatino Linotype"/>
+          <w:b/>
+          <w:sz w:val="22"/>
+        </w:rPr>
+        <w:t>Conflicts of Interest</w:t>
       </w:r>
     </w:p>
     <w:p>
@@ -865,7 +1000,7 @@
           <w:i w:val="0"/>
           <w:sz w:val="20"/>
         </w:rPr>
-        <w:t>This work was supported by the National Research Foundation of Korea (NRF) under the program of Jeonbuk National University. The authors thank the members of the Park Group for assistance with sample preparation and Raman measurement.</w:t>
+        <w:t>The authors declare no conflicts of interest.</w:t>
       </w:r>
     </w:p>
     <w:p>
